--- a/forms/08.26.26_06_External_AI_Authorization.docx
+++ b/forms/08.26.26_06_External_AI_Authorization.docx
@@ -42,7 +42,7 @@
           <w:color w:val="646464"/>
           <w:sz w:val="16"/>
         </w:rPr>
-        <w:t>Pilot Forms v1.0 | August 21, 2026</w:t>
+        <w:t>Pilot Forms v1.1 | September 9, 2026</w:t>
       </w:r>
     </w:p>
     <w:p>
@@ -350,6 +350,12 @@
       </w:r>
     </w:p>
     <w:p>
+      <w:pPr/>
+      <w:r>
+        <w:t>[ ] If the material is connected to active or reasonably anticipated litigation or a legal dispute, RFR has completed elevated-risk review. This authorization does not authorize legal-strategy work, and external AI use is limited to the expressly approved task and material.</w:t>
+      </w:r>
+    </w:p>
+    <w:p>
       <w:pPr>
         <w:ind w:left="115"/>
       </w:pPr>
@@ -656,7 +662,7 @@
         <w:color w:val="6E6E6E"/>
         <w:sz w:val="15"/>
       </w:rPr>
-      <w:t>Raw File Rescue | External AI Authorization | Pilot Forms v1.0</w:t>
+      <w:t>Raw File Rescue | External AI Authorization | Pilot Forms v1.1</w:t>
     </w:r>
   </w:p>
 </w:ftr>
